--- a/word/表32 ECMO 重症超声可视化管理 SOP 打卡单：运行中评估（A-B）.docx
+++ b/word/表32 ECMO 重症超声可视化管理 SOP 打卡单：运行中评估（A-B）.docx
@@ -4,6 +4,8 @@
   <w:body>
     <w:p>
       <w:pPr>
+        <w:snapToGrid w:val="0"/>
+        <w:spacing w:after="0" w:line="240" w:lineRule="auto"/>
         <w:jc w:val="center"/>
         <w:rPr>
           <w:rFonts w:ascii="Times New Roman Regular" w:hAnsi="Times New Roman Regular" w:cs="Times New Roman Regular"/>
@@ -76,6 +78,11 @@
       <w:tblPr>
         <w:tblStyle w:val="ab"/>
         <w:tblW w:w="0" w:type="auto"/>
+        <w:tblLayout w:type="fixed"/>
+        <w:tblCellMar>
+          <w:left w:w="20" w:type="dxa"/>
+          <w:right w:w="20" w:type="dxa"/>
+        </w:tblCellMar>
         <w:tblLook w:val="04A0" w:firstRow="1" w:lastRow="0" w:firstColumn="1" w:lastColumn="0" w:noHBand="0" w:noVBand="1"/>
       </w:tblPr>
       <w:tblGrid>
@@ -99,6 +106,7 @@
           </w:tcPr>
           <w:p>
             <w:pPr>
+              <w:snapToGrid w:val="0"/>
               <w:spacing w:after="0" w:line="240" w:lineRule="auto"/>
               <w:rPr>
                 <w:rFonts w:ascii="Times New Roman Regular" w:hAnsi="Times New Roman Regular" w:cs="Times New Roman Regular"/>
@@ -134,6 +142,7 @@
           </w:tcPr>
           <w:p>
             <w:pPr>
+              <w:snapToGrid w:val="0"/>
               <w:spacing w:after="0" w:line="240" w:lineRule="auto"/>
               <w:rPr>
                 <w:rFonts w:ascii="Times New Roman Regular" w:hAnsi="Times New Roman Regular" w:cs="Times New Roman Regular"/>
@@ -183,6 +192,7 @@
           </w:tcPr>
           <w:p>
             <w:pPr>
+              <w:snapToGrid w:val="0"/>
               <w:spacing w:after="0" w:line="240" w:lineRule="auto"/>
               <w:rPr>
                 <w:rFonts w:ascii="Times New Roman Regular" w:hAnsi="Times New Roman Regular" w:cs="Times New Roman Regular"/>
@@ -203,6 +213,7 @@
           </w:tcPr>
           <w:p>
             <w:pPr>
+              <w:snapToGrid w:val="0"/>
               <w:spacing w:after="0" w:line="240" w:lineRule="auto"/>
               <w:jc w:val="center"/>
               <w:rPr>
@@ -224,6 +235,7 @@
           </w:tcPr>
           <w:p>
             <w:pPr>
+              <w:snapToGrid w:val="0"/>
               <w:spacing w:after="0" w:line="240" w:lineRule="auto"/>
               <w:jc w:val="center"/>
               <w:rPr>
@@ -248,6 +260,7 @@
           </w:tcPr>
           <w:p>
             <w:pPr>
+              <w:snapToGrid w:val="0"/>
               <w:spacing w:after="0" w:line="240" w:lineRule="auto"/>
               <w:jc w:val="center"/>
               <w:rPr>
@@ -269,6 +282,7 @@
           </w:tcPr>
           <w:p>
             <w:pPr>
+              <w:snapToGrid w:val="0"/>
               <w:spacing w:after="0" w:line="240" w:lineRule="auto"/>
               <w:jc w:val="center"/>
               <w:rPr>
@@ -291,6 +305,7 @@
           </w:tcPr>
           <w:p>
             <w:pPr>
+              <w:snapToGrid w:val="0"/>
               <w:spacing w:after="0" w:line="240" w:lineRule="auto"/>
               <w:rPr>
                 <w:rFonts w:ascii="Times New Roman Regular" w:hAnsi="Times New Roman Regular" w:cs="Times New Roman Regular"/>
@@ -320,6 +335,7 @@
           </w:tcPr>
           <w:p>
             <w:pPr>
+              <w:snapToGrid w:val="0"/>
               <w:spacing w:after="0" w:line="240" w:lineRule="auto"/>
               <w:jc w:val="center"/>
               <w:rPr>
@@ -344,6 +360,7 @@
           </w:tcPr>
           <w:p>
             <w:pPr>
+              <w:snapToGrid w:val="0"/>
               <w:spacing w:after="0" w:line="240" w:lineRule="auto"/>
               <w:jc w:val="center"/>
               <w:rPr>
@@ -368,6 +385,7 @@
           </w:tcPr>
           <w:p>
             <w:pPr>
+              <w:snapToGrid w:val="0"/>
               <w:spacing w:after="0" w:line="240" w:lineRule="auto"/>
               <w:jc w:val="center"/>
               <w:rPr>
@@ -389,6 +407,7 @@
           </w:tcPr>
           <w:p>
             <w:pPr>
+              <w:snapToGrid w:val="0"/>
               <w:spacing w:after="0" w:line="240" w:lineRule="auto"/>
               <w:jc w:val="center"/>
               <w:rPr>
@@ -429,6 +448,7 @@
           </w:tcPr>
           <w:p>
             <w:pPr>
+              <w:snapToGrid w:val="0"/>
               <w:spacing w:after="0" w:line="240" w:lineRule="auto"/>
               <w:rPr>
                 <w:rFonts w:ascii="Times New Roman Regular" w:hAnsi="Times New Roman Regular" w:cs="Times New Roman Regular"/>
@@ -458,6 +478,7 @@
           </w:tcPr>
           <w:p>
             <w:pPr>
+              <w:snapToGrid w:val="0"/>
               <w:spacing w:after="0" w:line="240" w:lineRule="auto"/>
               <w:jc w:val="center"/>
               <w:rPr>
@@ -482,6 +503,7 @@
           </w:tcPr>
           <w:p>
             <w:pPr>
+              <w:snapToGrid w:val="0"/>
               <w:spacing w:after="0" w:line="240" w:lineRule="auto"/>
               <w:jc w:val="center"/>
               <w:rPr>
@@ -506,6 +528,7 @@
           </w:tcPr>
           <w:p>
             <w:pPr>
+              <w:snapToGrid w:val="0"/>
               <w:spacing w:after="0" w:line="240" w:lineRule="auto"/>
               <w:jc w:val="center"/>
               <w:rPr>
@@ -527,6 +550,7 @@
           </w:tcPr>
           <w:p>
             <w:pPr>
+              <w:snapToGrid w:val="0"/>
               <w:spacing w:after="0" w:line="240" w:lineRule="auto"/>
               <w:jc w:val="center"/>
               <w:rPr>
@@ -543,6 +567,7 @@
           </w:tcPr>
           <w:p>
             <w:pPr>
+              <w:snapToGrid w:val="0"/>
               <w:spacing w:after="0" w:line="240" w:lineRule="auto"/>
               <w:rPr>
                 <w:rFonts w:ascii="Times New Roman Regular" w:hAnsi="Times New Roman Regular" w:cs="Times New Roman Regular"/>
@@ -566,6 +591,7 @@
           </w:tcPr>
           <w:p>
             <w:pPr>
+              <w:snapToGrid w:val="0"/>
               <w:spacing w:after="0" w:line="240" w:lineRule="auto"/>
               <w:rPr>
                 <w:rFonts w:ascii="Times New Roman Regular" w:hAnsi="Times New Roman Regular" w:cs="Times New Roman Regular"/>
@@ -613,6 +639,7 @@
           </w:tcPr>
           <w:p>
             <w:pPr>
+              <w:snapToGrid w:val="0"/>
               <w:spacing w:after="0" w:line="240" w:lineRule="auto"/>
               <w:jc w:val="center"/>
               <w:rPr>
@@ -637,6 +664,7 @@
           </w:tcPr>
           <w:p>
             <w:pPr>
+              <w:snapToGrid w:val="0"/>
               <w:spacing w:after="0" w:line="240" w:lineRule="auto"/>
               <w:jc w:val="center"/>
               <w:rPr>
@@ -658,6 +686,7 @@
           </w:tcPr>
           <w:p>
             <w:pPr>
+              <w:snapToGrid w:val="0"/>
               <w:spacing w:after="0" w:line="240" w:lineRule="auto"/>
               <w:jc w:val="center"/>
               <w:rPr>
@@ -714,6 +743,7 @@
               <w:tabs>
                 <w:tab w:val="left" w:pos="2883"/>
               </w:tabs>
+              <w:snapToGrid w:val="0"/>
               <w:spacing w:after="0" w:line="240" w:lineRule="auto"/>
               <w:rPr>
                 <w:rFonts w:ascii="Times New Roman Regular" w:hAnsi="Times New Roman Regular" w:cs="Times New Roman Regular"/>
@@ -787,6 +817,7 @@
               <w:tabs>
                 <w:tab w:val="left" w:pos="2883"/>
               </w:tabs>
+              <w:snapToGrid w:val="0"/>
               <w:spacing w:after="0" w:line="240" w:lineRule="auto"/>
               <w:rPr>
                 <w:rFonts w:ascii="Times New Roman Regular" w:hAnsi="Times New Roman Regular" w:cs="Times New Roman Regular"/>
@@ -828,6 +859,7 @@
               <w:tabs>
                 <w:tab w:val="left" w:pos="2883"/>
               </w:tabs>
+              <w:snapToGrid w:val="0"/>
               <w:spacing w:after="0" w:line="240" w:lineRule="auto"/>
               <w:rPr>
                 <w:rFonts w:ascii="Times New Roman Regular" w:hAnsi="Times New Roman Regular" w:cs="Times New Roman Regular"/>
@@ -887,6 +919,7 @@
           </w:tcPr>
           <w:p>
             <w:pPr>
+              <w:snapToGrid w:val="0"/>
               <w:spacing w:after="0" w:line="240" w:lineRule="auto"/>
               <w:rPr>
                 <w:rFonts w:ascii="Times New Roman Regular" w:hAnsi="Times New Roman Regular" w:cs="Times New Roman Regular"/>
@@ -1050,6 +1083,7 @@
           </w:tcPr>
           <w:p>
             <w:pPr>
+              <w:snapToGrid w:val="0"/>
               <w:spacing w:after="0" w:line="240" w:lineRule="auto"/>
               <w:rPr>
                 <w:rFonts w:ascii="Times New Roman Regular" w:hAnsi="Times New Roman Regular" w:cs="Times New Roman Regular"/>
@@ -1109,7 +1143,8 @@
           </w:tcPr>
           <w:p>
             <w:pPr>
-              <w:spacing w:after="0" w:line="120" w:lineRule="auto"/>
+              <w:snapToGrid w:val="0"/>
+              <w:spacing w:after="0" w:line="240" w:lineRule="auto"/>
               <w:rPr>
                 <w:rFonts w:ascii="Times New Roman Regular" w:hAnsi="Times New Roman Regular" w:cs="Times New Roman Regular"/>
                 <w:b/>
@@ -1135,6 +1170,7 @@
           </w:tcPr>
           <w:p>
             <w:pPr>
+              <w:snapToGrid w:val="0"/>
               <w:spacing w:after="0" w:line="240" w:lineRule="auto"/>
               <w:jc w:val="center"/>
               <w:rPr>
@@ -1162,6 +1198,7 @@
           </w:tcPr>
           <w:p>
             <w:pPr>
+              <w:snapToGrid w:val="0"/>
               <w:spacing w:after="0" w:line="240" w:lineRule="auto"/>
               <w:jc w:val="center"/>
               <w:rPr>
@@ -1187,6 +1224,7 @@
           </w:tcPr>
           <w:p>
             <w:pPr>
+              <w:snapToGrid w:val="0"/>
               <w:spacing w:after="0" w:line="240" w:lineRule="auto"/>
               <w:jc w:val="center"/>
               <w:rPr>
@@ -1214,6 +1252,7 @@
           </w:tcPr>
           <w:p>
             <w:pPr>
+              <w:snapToGrid w:val="0"/>
               <w:spacing w:after="0" w:line="240" w:lineRule="auto"/>
               <w:rPr>
                 <w:rFonts w:ascii="Times New Roman Regular" w:hAnsi="Times New Roman Regular" w:cs="Times New Roman Regular"/>
@@ -1237,6 +1276,7 @@
           </w:tcPr>
           <w:p>
             <w:pPr>
+              <w:snapToGrid w:val="0"/>
               <w:spacing w:after="0" w:line="240" w:lineRule="auto"/>
               <w:jc w:val="center"/>
               <w:rPr>
@@ -1273,6 +1313,7 @@
           </w:tcPr>
           <w:p>
             <w:pPr>
+              <w:snapToGrid w:val="0"/>
               <w:spacing w:after="0" w:line="240" w:lineRule="auto"/>
               <w:jc w:val="center"/>
               <w:rPr>
@@ -1329,6 +1370,7 @@
           </w:tcPr>
           <w:p>
             <w:pPr>
+              <w:snapToGrid w:val="0"/>
               <w:spacing w:after="0" w:line="240" w:lineRule="auto"/>
               <w:jc w:val="center"/>
               <w:rPr>
@@ -1352,6 +1394,7 @@
           </w:tcPr>
           <w:p>
             <w:pPr>
+              <w:snapToGrid w:val="0"/>
               <w:spacing w:after="0" w:line="240" w:lineRule="auto"/>
               <w:rPr>
                 <w:rFonts w:ascii="Times New Roman Regular" w:hAnsi="Times New Roman Regular" w:cs="Times New Roman Regular"/>
@@ -1381,6 +1424,7 @@
           </w:tcPr>
           <w:p>
             <w:pPr>
+              <w:snapToGrid w:val="0"/>
               <w:spacing w:after="0" w:line="240" w:lineRule="auto"/>
               <w:jc w:val="center"/>
               <w:rPr>
@@ -1423,6 +1467,7 @@
           </w:tcPr>
           <w:p>
             <w:pPr>
+              <w:snapToGrid w:val="0"/>
               <w:spacing w:after="0" w:line="240" w:lineRule="auto"/>
               <w:jc w:val="center"/>
               <w:rPr>
@@ -1461,6 +1506,7 @@
           </w:tcPr>
           <w:p>
             <w:pPr>
+              <w:snapToGrid w:val="0"/>
               <w:spacing w:after="0" w:line="240" w:lineRule="auto"/>
               <w:jc w:val="center"/>
               <w:rPr>
@@ -1484,6 +1530,7 @@
           </w:tcPr>
           <w:p>
             <w:pPr>
+              <w:snapToGrid w:val="0"/>
               <w:spacing w:after="0" w:line="240" w:lineRule="auto"/>
               <w:rPr>
                 <w:rFonts w:ascii="Times New Roman Regular" w:hAnsi="Times New Roman Regular" w:cs="Times New Roman Regular"/>
@@ -1507,6 +1554,7 @@
           </w:tcPr>
           <w:p>
             <w:pPr>
+              <w:snapToGrid w:val="0"/>
               <w:spacing w:after="0" w:line="240" w:lineRule="auto"/>
               <w:jc w:val="center"/>
               <w:rPr>
@@ -1537,6 +1585,7 @@
           </w:tcPr>
           <w:p>
             <w:pPr>
+              <w:snapToGrid w:val="0"/>
               <w:spacing w:after="0" w:line="240" w:lineRule="auto"/>
               <w:jc w:val="center"/>
               <w:rPr>
@@ -1557,6 +1606,7 @@
           </w:tcPr>
           <w:p>
             <w:pPr>
+              <w:snapToGrid w:val="0"/>
               <w:spacing w:after="0" w:line="240" w:lineRule="auto"/>
               <w:jc w:val="center"/>
               <w:rPr>
@@ -1581,6 +1631,7 @@
           </w:tcPr>
           <w:p>
             <w:pPr>
+              <w:snapToGrid w:val="0"/>
               <w:spacing w:after="0" w:line="240" w:lineRule="auto"/>
               <w:rPr>
                 <w:rFonts w:ascii="Times New Roman Regular" w:hAnsi="Times New Roman Regular" w:cs="Times New Roman Regular"/>
@@ -1608,6 +1659,7 @@
           </w:tcPr>
           <w:p>
             <w:pPr>
+              <w:snapToGrid w:val="0"/>
               <w:spacing w:after="0" w:line="240" w:lineRule="auto"/>
               <w:jc w:val="center"/>
               <w:rPr>
@@ -1635,6 +1687,7 @@
           </w:tcPr>
           <w:p>
             <w:pPr>
+              <w:snapToGrid w:val="0"/>
               <w:spacing w:after="0" w:line="240" w:lineRule="auto"/>
               <w:jc w:val="center"/>
               <w:rPr>
@@ -1655,6 +1708,7 @@
           </w:tcPr>
           <w:p>
             <w:pPr>
+              <w:snapToGrid w:val="0"/>
               <w:spacing w:after="0" w:line="240" w:lineRule="auto"/>
               <w:jc w:val="center"/>
               <w:rPr>
@@ -1673,6 +1727,7 @@
           </w:tcPr>
           <w:p>
             <w:pPr>
+              <w:snapToGrid w:val="0"/>
               <w:spacing w:after="0" w:line="240" w:lineRule="auto"/>
               <w:rPr>
                 <w:rFonts w:ascii="Times New Roman Regular" w:hAnsi="Times New Roman Regular" w:cs="Times New Roman Regular"/>
@@ -1700,6 +1755,7 @@
           </w:tcPr>
           <w:p>
             <w:pPr>
+              <w:snapToGrid w:val="0"/>
               <w:spacing w:after="0" w:line="240" w:lineRule="auto"/>
               <w:jc w:val="center"/>
               <w:rPr>
@@ -1721,6 +1777,7 @@
           </w:tcPr>
           <w:p>
             <w:pPr>
+              <w:snapToGrid w:val="0"/>
               <w:spacing w:after="0" w:line="240" w:lineRule="auto"/>
               <w:jc w:val="center"/>
               <w:rPr>
@@ -1741,6 +1798,7 @@
           </w:tcPr>
           <w:p>
             <w:pPr>
+              <w:snapToGrid w:val="0"/>
               <w:spacing w:after="0" w:line="240" w:lineRule="auto"/>
               <w:jc w:val="center"/>
               <w:rPr>
@@ -1758,6 +1816,7 @@
           </w:tcPr>
           <w:p>
             <w:pPr>
+              <w:snapToGrid w:val="0"/>
               <w:spacing w:after="0" w:line="240" w:lineRule="auto"/>
               <w:rPr>
                 <w:rFonts w:ascii="Times New Roman Regular" w:hAnsi="Times New Roman Regular" w:cs="Times New Roman Regular"/>
@@ -1802,6 +1861,7 @@
           </w:tcPr>
           <w:p>
             <w:pPr>
+              <w:snapToGrid w:val="0"/>
               <w:spacing w:after="0" w:line="240" w:lineRule="auto"/>
               <w:jc w:val="center"/>
               <w:rPr>
@@ -1847,6 +1907,7 @@
           </w:tcPr>
           <w:p>
             <w:pPr>
+              <w:snapToGrid w:val="0"/>
               <w:spacing w:after="0" w:line="240" w:lineRule="auto"/>
               <w:jc w:val="center"/>
               <w:rPr>
@@ -1885,6 +1946,7 @@
           </w:tcPr>
           <w:p>
             <w:pPr>
+              <w:snapToGrid w:val="0"/>
               <w:spacing w:after="0" w:line="240" w:lineRule="auto"/>
               <w:jc w:val="center"/>
               <w:rPr>
@@ -1903,6 +1965,7 @@
           </w:tcPr>
           <w:p>
             <w:pPr>
+              <w:snapToGrid w:val="0"/>
               <w:spacing w:after="0" w:line="240" w:lineRule="auto"/>
               <w:rPr>
                 <w:rFonts w:ascii="Times New Roman Regular" w:hAnsi="Times New Roman Regular" w:cs="Times New Roman Regular"/>
@@ -1924,6 +1987,7 @@
           </w:tcPr>
           <w:p>
             <w:pPr>
+              <w:snapToGrid w:val="0"/>
               <w:spacing w:after="0" w:line="240" w:lineRule="auto"/>
               <w:jc w:val="center"/>
               <w:rPr>
@@ -1957,6 +2021,7 @@
           </w:tcPr>
           <w:p>
             <w:pPr>
+              <w:snapToGrid w:val="0"/>
               <w:spacing w:after="0" w:line="240" w:lineRule="auto"/>
               <w:jc w:val="center"/>
               <w:rPr>
@@ -1995,6 +2060,7 @@
           </w:tcPr>
           <w:p>
             <w:pPr>
+              <w:snapToGrid w:val="0"/>
               <w:spacing w:after="0" w:line="240" w:lineRule="auto"/>
               <w:jc w:val="center"/>
               <w:rPr>
@@ -2012,6 +2078,7 @@
           </w:tcPr>
           <w:p>
             <w:pPr>
+              <w:snapToGrid w:val="0"/>
               <w:spacing w:after="0" w:line="240" w:lineRule="auto"/>
               <w:rPr>
                 <w:rFonts w:ascii="Times New Roman Regular" w:hAnsi="Times New Roman Regular" w:cs="Times New Roman Regular"/>
@@ -2032,6 +2099,7 @@
           </w:tcPr>
           <w:p>
             <w:pPr>
+              <w:snapToGrid w:val="0"/>
               <w:spacing w:after="0" w:line="240" w:lineRule="auto"/>
               <w:jc w:val="center"/>
               <w:rPr>
@@ -2053,6 +2121,7 @@
           </w:tcPr>
           <w:p>
             <w:pPr>
+              <w:snapToGrid w:val="0"/>
               <w:spacing w:after="0" w:line="240" w:lineRule="auto"/>
               <w:jc w:val="center"/>
               <w:rPr>
@@ -2091,6 +2160,7 @@
           </w:tcPr>
           <w:p>
             <w:pPr>
+              <w:snapToGrid w:val="0"/>
               <w:spacing w:after="0" w:line="240" w:lineRule="auto"/>
               <w:jc w:val="center"/>
               <w:rPr>
@@ -2108,6 +2178,7 @@
           </w:tcPr>
           <w:p>
             <w:pPr>
+              <w:snapToGrid w:val="0"/>
               <w:spacing w:after="0" w:line="240" w:lineRule="auto"/>
               <w:rPr>
                 <w:rFonts w:ascii="Times New Roman Regular" w:hAnsi="Times New Roman Regular" w:cs="Times New Roman Regular"/>
@@ -2128,6 +2199,7 @@
           </w:tcPr>
           <w:p>
             <w:pPr>
+              <w:snapToGrid w:val="0"/>
               <w:spacing w:after="0" w:line="240" w:lineRule="auto"/>
               <w:jc w:val="center"/>
               <w:rPr>
@@ -2149,6 +2221,7 @@
           </w:tcPr>
           <w:p>
             <w:pPr>
+              <w:snapToGrid w:val="0"/>
               <w:spacing w:after="0" w:line="240" w:lineRule="auto"/>
               <w:jc w:val="center"/>
               <w:rPr>
@@ -2211,6 +2284,7 @@
           </w:tcPr>
           <w:p>
             <w:pPr>
+              <w:snapToGrid w:val="0"/>
               <w:spacing w:after="0" w:line="240" w:lineRule="auto"/>
               <w:jc w:val="center"/>
               <w:rPr>
@@ -2228,6 +2302,7 @@
           </w:tcPr>
           <w:p>
             <w:pPr>
+              <w:snapToGrid w:val="0"/>
               <w:spacing w:after="0" w:line="240" w:lineRule="auto"/>
               <w:rPr>
                 <w:rFonts w:ascii="Times New Roman Regular" w:hAnsi="Times New Roman Regular" w:cs="Times New Roman Regular"/>
@@ -2251,6 +2326,7 @@
           </w:tcPr>
           <w:p>
             <w:pPr>
+              <w:snapToGrid w:val="0"/>
               <w:spacing w:after="0" w:line="240" w:lineRule="auto"/>
               <w:jc w:val="center"/>
               <w:rPr>
@@ -2305,6 +2381,7 @@
           </w:tcPr>
           <w:p>
             <w:pPr>
+              <w:snapToGrid w:val="0"/>
               <w:spacing w:after="0" w:line="240" w:lineRule="auto"/>
               <w:jc w:val="center"/>
               <w:rPr>
@@ -2367,6 +2444,7 @@
           </w:tcPr>
           <w:p>
             <w:pPr>
+              <w:snapToGrid w:val="0"/>
               <w:spacing w:after="0" w:line="240" w:lineRule="auto"/>
               <w:jc w:val="center"/>
               <w:rPr>
@@ -2390,6 +2468,7 @@
           </w:tcPr>
           <w:p>
             <w:pPr>
+              <w:snapToGrid w:val="0"/>
               <w:spacing w:after="0" w:line="240" w:lineRule="auto"/>
               <w:rPr>
                 <w:rFonts w:ascii="Times New Roman Regular" w:hAnsi="Times New Roman Regular" w:cs="Times New Roman Regular"/>
@@ -2413,6 +2492,7 @@
           </w:tcPr>
           <w:p>
             <w:pPr>
+              <w:snapToGrid w:val="0"/>
               <w:spacing w:after="0" w:line="240" w:lineRule="auto"/>
               <w:jc w:val="center"/>
               <w:rPr>
@@ -2437,6 +2517,7 @@
           </w:tcPr>
           <w:p>
             <w:pPr>
+              <w:snapToGrid w:val="0"/>
               <w:spacing w:after="0" w:line="240" w:lineRule="auto"/>
               <w:jc w:val="center"/>
               <w:rPr>
@@ -2457,6 +2538,7 @@
           </w:tcPr>
           <w:p>
             <w:pPr>
+              <w:snapToGrid w:val="0"/>
               <w:spacing w:after="0" w:line="240" w:lineRule="auto"/>
               <w:jc w:val="center"/>
               <w:rPr>
@@ -2480,6 +2562,7 @@
           </w:tcPr>
           <w:p>
             <w:pPr>
+              <w:snapToGrid w:val="0"/>
               <w:spacing w:after="0" w:line="240" w:lineRule="auto"/>
               <w:rPr>
                 <w:rFonts w:ascii="Times New Roman Regular" w:hAnsi="Times New Roman Regular" w:cs="Times New Roman Regular"/>
@@ -2503,6 +2586,7 @@
           </w:tcPr>
           <w:p>
             <w:pPr>
+              <w:snapToGrid w:val="0"/>
               <w:spacing w:after="0" w:line="240" w:lineRule="auto"/>
               <w:jc w:val="center"/>
               <w:rPr>
@@ -2527,6 +2611,7 @@
           </w:tcPr>
           <w:p>
             <w:pPr>
+              <w:snapToGrid w:val="0"/>
               <w:spacing w:after="0" w:line="240" w:lineRule="auto"/>
               <w:jc w:val="center"/>
               <w:rPr>
@@ -2547,6 +2632,7 @@
           </w:tcPr>
           <w:p>
             <w:pPr>
+              <w:snapToGrid w:val="0"/>
               <w:spacing w:after="0" w:line="240" w:lineRule="auto"/>
               <w:jc w:val="center"/>
               <w:rPr>
@@ -2571,6 +2657,7 @@
           </w:tcPr>
           <w:p>
             <w:pPr>
+              <w:snapToGrid w:val="0"/>
               <w:spacing w:after="0" w:line="240" w:lineRule="auto"/>
               <w:jc w:val="center"/>
               <w:rPr>
@@ -2673,6 +2760,7 @@
           </w:tcPr>
           <w:p>
             <w:pPr>
+              <w:snapToGrid w:val="0"/>
               <w:spacing w:after="0" w:line="240" w:lineRule="auto"/>
               <w:rPr>
                 <w:rFonts w:ascii="Times New Roman Regular" w:hAnsi="Times New Roman Regular" w:cs="Times New Roman Regular"/>
@@ -2716,6 +2804,7 @@
           </w:tcPr>
           <w:p>
             <w:pPr>
+              <w:snapToGrid w:val="0"/>
               <w:spacing w:after="0" w:line="240" w:lineRule="auto"/>
               <w:jc w:val="center"/>
               <w:rPr>
@@ -2742,6 +2831,7 @@
           </w:tcPr>
           <w:p>
             <w:pPr>
+              <w:snapToGrid w:val="0"/>
               <w:spacing w:after="0" w:line="240" w:lineRule="auto"/>
               <w:jc w:val="center"/>
               <w:rPr>
@@ -2768,6 +2858,7 @@
           </w:tcPr>
           <w:p>
             <w:pPr>
+              <w:snapToGrid w:val="0"/>
               <w:spacing w:after="0" w:line="240" w:lineRule="auto"/>
               <w:jc w:val="center"/>
               <w:rPr>
@@ -2793,6 +2884,7 @@
           </w:tcPr>
           <w:p>
             <w:pPr>
+              <w:snapToGrid w:val="0"/>
               <w:spacing w:after="0" w:line="240" w:lineRule="auto"/>
               <w:jc w:val="center"/>
               <w:rPr>
@@ -2820,6 +2912,7 @@
           </w:tcPr>
           <w:p>
             <w:pPr>
+              <w:snapToGrid w:val="0"/>
               <w:spacing w:after="0" w:line="240" w:lineRule="auto"/>
               <w:jc w:val="center"/>
               <w:rPr>
@@ -2841,6 +2934,7 @@
           </w:tcPr>
           <w:p>
             <w:pPr>
+              <w:snapToGrid w:val="0"/>
               <w:spacing w:after="0" w:line="240" w:lineRule="auto"/>
               <w:jc w:val="center"/>
               <w:rPr>
@@ -2862,6 +2956,7 @@
           </w:tcPr>
           <w:p>
             <w:pPr>
+              <w:snapToGrid w:val="0"/>
               <w:spacing w:after="0" w:line="240" w:lineRule="auto"/>
               <w:jc w:val="center"/>
               <w:rPr>
@@ -2882,6 +2977,7 @@
           </w:tcPr>
           <w:p>
             <w:pPr>
+              <w:snapToGrid w:val="0"/>
               <w:spacing w:after="0" w:line="240" w:lineRule="auto"/>
               <w:jc w:val="center"/>
               <w:rPr>
@@ -2905,6 +3001,7 @@
           </w:tcPr>
           <w:p>
             <w:pPr>
+              <w:snapToGrid w:val="0"/>
               <w:spacing w:after="0" w:line="240" w:lineRule="auto"/>
               <w:jc w:val="center"/>
               <w:rPr>
@@ -2926,6 +3023,7 @@
           </w:tcPr>
           <w:p>
             <w:pPr>
+              <w:snapToGrid w:val="0"/>
               <w:spacing w:after="0" w:line="240" w:lineRule="auto"/>
               <w:jc w:val="center"/>
               <w:rPr>
@@ -2947,6 +3045,7 @@
           </w:tcPr>
           <w:p>
             <w:pPr>
+              <w:snapToGrid w:val="0"/>
               <w:spacing w:after="0" w:line="240" w:lineRule="auto"/>
               <w:jc w:val="center"/>
               <w:rPr>
@@ -2967,6 +3066,7 @@
           </w:tcPr>
           <w:p>
             <w:pPr>
+              <w:snapToGrid w:val="0"/>
               <w:spacing w:after="0" w:line="240" w:lineRule="auto"/>
               <w:jc w:val="center"/>
               <w:rPr>
@@ -2990,6 +3090,7 @@
           </w:tcPr>
           <w:p>
             <w:pPr>
+              <w:snapToGrid w:val="0"/>
               <w:spacing w:after="0" w:line="240" w:lineRule="auto"/>
               <w:jc w:val="center"/>
               <w:rPr>
@@ -3011,6 +3112,7 @@
           </w:tcPr>
           <w:p>
             <w:pPr>
+              <w:snapToGrid w:val="0"/>
               <w:spacing w:after="0" w:line="240" w:lineRule="auto"/>
               <w:jc w:val="center"/>
               <w:rPr>
@@ -3032,6 +3134,7 @@
           </w:tcPr>
           <w:p>
             <w:pPr>
+              <w:snapToGrid w:val="0"/>
               <w:spacing w:after="0" w:line="240" w:lineRule="auto"/>
               <w:jc w:val="center"/>
               <w:rPr>
@@ -3052,6 +3155,7 @@
           </w:tcPr>
           <w:p>
             <w:pPr>
+              <w:snapToGrid w:val="0"/>
               <w:spacing w:after="0" w:line="240" w:lineRule="auto"/>
               <w:jc w:val="center"/>
               <w:rPr>
@@ -3075,6 +3179,7 @@
           </w:tcPr>
           <w:p>
             <w:pPr>
+              <w:snapToGrid w:val="0"/>
               <w:spacing w:after="0" w:line="240" w:lineRule="auto"/>
               <w:jc w:val="center"/>
               <w:rPr>
@@ -3096,6 +3201,7 @@
           </w:tcPr>
           <w:p>
             <w:pPr>
+              <w:snapToGrid w:val="0"/>
               <w:spacing w:after="0" w:line="240" w:lineRule="auto"/>
               <w:jc w:val="center"/>
               <w:rPr>
@@ -3135,6 +3241,7 @@
           </w:tcPr>
           <w:p>
             <w:pPr>
+              <w:snapToGrid w:val="0"/>
               <w:spacing w:after="0" w:line="240" w:lineRule="auto"/>
               <w:jc w:val="center"/>
               <w:rPr>
@@ -3173,6 +3280,7 @@
           </w:tcPr>
           <w:p>
             <w:pPr>
+              <w:snapToGrid w:val="0"/>
               <w:spacing w:after="0" w:line="240" w:lineRule="auto"/>
               <w:jc w:val="center"/>
               <w:rPr>
@@ -3196,6 +3304,7 @@
           </w:tcPr>
           <w:p>
             <w:pPr>
+              <w:snapToGrid w:val="0"/>
               <w:spacing w:after="0" w:line="240" w:lineRule="auto"/>
               <w:jc w:val="center"/>
               <w:rPr>
@@ -3217,6 +3326,7 @@
           </w:tcPr>
           <w:p>
             <w:pPr>
+              <w:snapToGrid w:val="0"/>
               <w:spacing w:after="0" w:line="240" w:lineRule="auto"/>
               <w:jc w:val="center"/>
               <w:rPr>
@@ -3238,6 +3348,7 @@
           </w:tcPr>
           <w:p>
             <w:pPr>
+              <w:snapToGrid w:val="0"/>
               <w:spacing w:after="0" w:line="240" w:lineRule="auto"/>
               <w:jc w:val="center"/>
               <w:rPr>
@@ -3258,6 +3369,7 @@
           </w:tcPr>
           <w:p>
             <w:pPr>
+              <w:snapToGrid w:val="0"/>
               <w:spacing w:after="0" w:line="240" w:lineRule="auto"/>
               <w:jc w:val="center"/>
               <w:rPr>
@@ -3282,6 +3394,7 @@
           </w:tcPr>
           <w:p>
             <w:pPr>
+              <w:snapToGrid w:val="0"/>
               <w:spacing w:after="0" w:line="240" w:lineRule="auto"/>
               <w:rPr>
                 <w:rFonts w:ascii="Times New Roman Regular" w:hAnsi="Times New Roman Regular" w:cs="Times New Roman Regular"/>
@@ -3309,6 +3422,7 @@
           </w:tcPr>
           <w:p>
             <w:pPr>
+              <w:snapToGrid w:val="0"/>
               <w:spacing w:after="0" w:line="240" w:lineRule="auto"/>
               <w:jc w:val="center"/>
               <w:rPr>
@@ -3335,6 +3449,7 @@
           </w:tcPr>
           <w:p>
             <w:pPr>
+              <w:snapToGrid w:val="0"/>
               <w:spacing w:after="0" w:line="240" w:lineRule="auto"/>
               <w:jc w:val="center"/>
               <w:rPr>
@@ -3361,6 +3476,7 @@
           </w:tcPr>
           <w:p>
             <w:pPr>
+              <w:snapToGrid w:val="0"/>
               <w:spacing w:after="0" w:line="240" w:lineRule="auto"/>
               <w:jc w:val="center"/>
               <w:rPr>
@@ -3403,6 +3519,7 @@
           </w:tcPr>
           <w:p>
             <w:pPr>
+              <w:snapToGrid w:val="0"/>
               <w:spacing w:after="0" w:line="240" w:lineRule="auto"/>
               <w:jc w:val="center"/>
               <w:rPr>
@@ -3430,6 +3547,7 @@
           </w:tcPr>
           <w:p>
             <w:pPr>
+              <w:snapToGrid w:val="0"/>
               <w:spacing w:after="0" w:line="240" w:lineRule="auto"/>
               <w:jc w:val="center"/>
               <w:rPr>
@@ -3469,6 +3587,7 @@
           </w:tcPr>
           <w:p>
             <w:pPr>
+              <w:snapToGrid w:val="0"/>
               <w:spacing w:after="0" w:line="240" w:lineRule="auto"/>
               <w:jc w:val="center"/>
               <w:rPr>
@@ -3490,6 +3609,7 @@
           </w:tcPr>
           <w:p>
             <w:pPr>
+              <w:snapToGrid w:val="0"/>
               <w:spacing w:after="0" w:line="240" w:lineRule="auto"/>
               <w:jc w:val="center"/>
               <w:rPr>
@@ -3511,6 +3631,7 @@
           </w:tcPr>
           <w:p>
             <w:pPr>
+              <w:snapToGrid w:val="0"/>
               <w:spacing w:after="0" w:line="240" w:lineRule="auto"/>
               <w:rPr>
                 <w:rFonts w:ascii="Times New Roman Regular" w:hAnsi="Times New Roman Regular" w:cs="Times New Roman Regular"/>
@@ -3551,6 +3672,7 @@
           </w:tcPr>
           <w:p>
             <w:pPr>
+              <w:snapToGrid w:val="0"/>
               <w:spacing w:after="0" w:line="240" w:lineRule="auto"/>
               <w:jc w:val="center"/>
               <w:rPr>
@@ -3590,6 +3712,7 @@
           </w:tcPr>
           <w:p>
             <w:pPr>
+              <w:snapToGrid w:val="0"/>
               <w:spacing w:after="0" w:line="240" w:lineRule="auto"/>
               <w:jc w:val="center"/>
               <w:rPr>
@@ -3611,6 +3734,7 @@
           </w:tcPr>
           <w:p>
             <w:pPr>
+              <w:snapToGrid w:val="0"/>
               <w:spacing w:after="0" w:line="240" w:lineRule="auto"/>
               <w:jc w:val="center"/>
               <w:rPr>
@@ -3632,6 +3756,7 @@
           </w:tcPr>
           <w:p>
             <w:pPr>
+              <w:snapToGrid w:val="0"/>
               <w:spacing w:after="0" w:line="240" w:lineRule="auto"/>
               <w:rPr>
                 <w:rFonts w:ascii="Times New Roman Regular" w:hAnsi="Times New Roman Regular" w:cs="Times New Roman Regular"/>
@@ -3672,6 +3797,7 @@
           </w:tcPr>
           <w:p>
             <w:pPr>
+              <w:snapToGrid w:val="0"/>
               <w:spacing w:after="0" w:line="240" w:lineRule="auto"/>
               <w:jc w:val="center"/>
               <w:rPr>
@@ -3711,6 +3837,7 @@
           </w:tcPr>
           <w:p>
             <w:pPr>
+              <w:snapToGrid w:val="0"/>
               <w:spacing w:after="0" w:line="240" w:lineRule="auto"/>
               <w:jc w:val="center"/>
               <w:rPr>
@@ -3732,6 +3859,7 @@
           </w:tcPr>
           <w:p>
             <w:pPr>
+              <w:snapToGrid w:val="0"/>
               <w:spacing w:after="0" w:line="240" w:lineRule="auto"/>
               <w:jc w:val="center"/>
               <w:rPr>
@@ -3753,6 +3881,7 @@
           </w:tcPr>
           <w:p>
             <w:pPr>
+              <w:snapToGrid w:val="0"/>
               <w:spacing w:after="0" w:line="240" w:lineRule="auto"/>
               <w:rPr>
                 <w:rFonts w:ascii="Times New Roman Regular" w:hAnsi="Times New Roman Regular" w:cs="Times New Roman Regular"/>
@@ -3793,6 +3922,7 @@
           </w:tcPr>
           <w:p>
             <w:pPr>
+              <w:snapToGrid w:val="0"/>
               <w:spacing w:after="0" w:line="240" w:lineRule="auto"/>
               <w:jc w:val="center"/>
               <w:rPr>
@@ -3832,6 +3962,7 @@
           </w:tcPr>
           <w:p>
             <w:pPr>
+              <w:snapToGrid w:val="0"/>
               <w:spacing w:after="0" w:line="240" w:lineRule="auto"/>
               <w:jc w:val="center"/>
               <w:rPr>
@@ -3853,6 +3984,7 @@
           </w:tcPr>
           <w:p>
             <w:pPr>
+              <w:snapToGrid w:val="0"/>
               <w:spacing w:after="0" w:line="240" w:lineRule="auto"/>
               <w:jc w:val="center"/>
               <w:rPr>
@@ -3874,6 +4006,7 @@
           </w:tcPr>
           <w:p>
             <w:pPr>
+              <w:snapToGrid w:val="0"/>
               <w:spacing w:after="0" w:line="240" w:lineRule="auto"/>
               <w:jc w:val="center"/>
               <w:rPr>
@@ -3891,6 +4024,7 @@
           </w:tcPr>
           <w:p>
             <w:pPr>
+              <w:snapToGrid w:val="0"/>
               <w:spacing w:after="0" w:line="240" w:lineRule="auto"/>
               <w:jc w:val="center"/>
               <w:rPr>
@@ -3912,6 +4046,7 @@
           </w:tcPr>
           <w:p>
             <w:pPr>
+              <w:snapToGrid w:val="0"/>
               <w:spacing w:after="0" w:line="240" w:lineRule="auto"/>
               <w:jc w:val="center"/>
               <w:rPr>
@@ -3933,6 +4068,7 @@
           </w:tcPr>
           <w:p>
             <w:pPr>
+              <w:snapToGrid w:val="0"/>
               <w:spacing w:after="0" w:line="240" w:lineRule="auto"/>
               <w:jc w:val="center"/>
               <w:rPr>
@@ -3954,6 +4090,7 @@
           </w:tcPr>
           <w:p>
             <w:pPr>
+              <w:snapToGrid w:val="0"/>
               <w:spacing w:after="0" w:line="240" w:lineRule="auto"/>
               <w:jc w:val="center"/>
               <w:rPr>
@@ -3971,17 +4108,17 @@
           </w:tcPr>
           <w:p>
             <w:pPr>
-              <w:spacing w:after="0" w:line="240" w:lineRule="auto"/>
-              <w:jc w:val="center"/>
-              <w:rPr>
-                <w:rFonts w:ascii="Times New Roman Regular" w:hAnsi="Times New Roman Regular" w:cs="Times New Roman Regular"/>
-              </w:rPr>
-            </w:pPr>
-            <w:r>
-              <w:rPr>
-                <w:rFonts w:ascii="Times New Roman Regular" w:hAnsi="Times New Roman Regular" w:cs="Times New Roman Regular"/>
-              </w:rPr>
-              <w:lastRenderedPageBreak/>
+              <w:snapToGrid w:val="0"/>
+              <w:spacing w:after="0" w:line="240" w:lineRule="auto"/>
+              <w:jc w:val="center"/>
+              <w:rPr>
+                <w:rFonts w:ascii="Times New Roman Regular" w:hAnsi="Times New Roman Regular" w:cs="Times New Roman Regular"/>
+              </w:rPr>
+            </w:pPr>
+            <w:r>
+              <w:rPr>
+                <w:rFonts w:ascii="Times New Roman Regular" w:hAnsi="Times New Roman Regular" w:cs="Times New Roman Regular"/>
+              </w:rPr>
               <w:t>TAPSE</w:t>
             </w:r>
             <w:r>
@@ -4011,6 +4148,7 @@
           </w:tcPr>
           <w:p>
             <w:pPr>
+              <w:snapToGrid w:val="0"/>
               <w:spacing w:after="0" w:line="240" w:lineRule="auto"/>
               <w:jc w:val="center"/>
               <w:rPr>
@@ -4032,6 +4170,7 @@
           </w:tcPr>
           <w:p>
             <w:pPr>
+              <w:snapToGrid w:val="0"/>
               <w:spacing w:after="0" w:line="240" w:lineRule="auto"/>
               <w:jc w:val="center"/>
               <w:rPr>
@@ -4053,6 +4192,7 @@
           </w:tcPr>
           <w:p>
             <w:pPr>
+              <w:snapToGrid w:val="0"/>
               <w:spacing w:after="0" w:line="240" w:lineRule="auto"/>
               <w:jc w:val="center"/>
               <w:rPr>
@@ -4070,6 +4210,7 @@
           </w:tcPr>
           <w:p>
             <w:pPr>
+              <w:snapToGrid w:val="0"/>
               <w:spacing w:after="0" w:line="240" w:lineRule="auto"/>
               <w:jc w:val="center"/>
               <w:rPr>
@@ -4091,6 +4232,7 @@
           </w:tcPr>
           <w:p>
             <w:pPr>
+              <w:snapToGrid w:val="0"/>
               <w:spacing w:after="0" w:line="240" w:lineRule="auto"/>
               <w:jc w:val="center"/>
               <w:rPr>
@@ -4142,6 +4284,7 @@
           </w:tcPr>
           <w:p>
             <w:pPr>
+              <w:snapToGrid w:val="0"/>
               <w:spacing w:after="0" w:line="240" w:lineRule="auto"/>
               <w:jc w:val="center"/>
               <w:rPr>
@@ -4157,6 +4300,7 @@
           </w:tcPr>
           <w:p>
             <w:pPr>
+              <w:snapToGrid w:val="0"/>
               <w:spacing w:after="0" w:line="240" w:lineRule="auto"/>
               <w:jc w:val="center"/>
               <w:rPr>
@@ -4174,6 +4318,7 @@
           </w:tcPr>
           <w:p>
             <w:pPr>
+              <w:snapToGrid w:val="0"/>
               <w:spacing w:after="0" w:line="240" w:lineRule="auto"/>
               <w:jc w:val="center"/>
               <w:rPr>
@@ -4207,6 +4352,7 @@
           </w:tcPr>
           <w:p>
             <w:pPr>
+              <w:snapToGrid w:val="0"/>
               <w:spacing w:after="0" w:line="240" w:lineRule="auto"/>
               <w:jc w:val="center"/>
               <w:rPr>
@@ -4246,6 +4392,7 @@
           </w:tcPr>
           <w:p>
             <w:pPr>
+              <w:snapToGrid w:val="0"/>
               <w:spacing w:after="0" w:line="240" w:lineRule="auto"/>
               <w:jc w:val="center"/>
               <w:rPr>
@@ -4261,6 +4408,7 @@
           </w:tcPr>
           <w:p>
             <w:pPr>
+              <w:snapToGrid w:val="0"/>
               <w:spacing w:after="0" w:line="240" w:lineRule="auto"/>
               <w:jc w:val="center"/>
               <w:rPr>
@@ -4278,6 +4426,7 @@
           </w:tcPr>
           <w:p>
             <w:pPr>
+              <w:snapToGrid w:val="0"/>
               <w:spacing w:after="0" w:line="240" w:lineRule="auto"/>
               <w:jc w:val="center"/>
               <w:rPr>
@@ -4299,6 +4448,7 @@
           </w:tcPr>
           <w:p>
             <w:pPr>
+              <w:snapToGrid w:val="0"/>
               <w:spacing w:after="0" w:line="240" w:lineRule="auto"/>
               <w:jc w:val="center"/>
               <w:rPr>
@@ -4320,6 +4470,7 @@
           </w:tcPr>
           <w:p>
             <w:pPr>
+              <w:snapToGrid w:val="0"/>
               <w:spacing w:after="0" w:line="240" w:lineRule="auto"/>
               <w:jc w:val="center"/>
               <w:rPr>
@@ -4335,6 +4486,7 @@
           </w:tcPr>
           <w:p>
             <w:pPr>
+              <w:snapToGrid w:val="0"/>
               <w:spacing w:after="0" w:line="240" w:lineRule="auto"/>
               <w:jc w:val="center"/>
               <w:rPr>
@@ -4347,7 +4499,8 @@
     </w:tbl>
     <w:p>
       <w:pPr>
-        <w:spacing w:after="0" w:line="360" w:lineRule="auto"/>
+        <w:snapToGrid w:val="0"/>
+        <w:spacing w:after="0" w:line="240" w:lineRule="auto"/>
         <w:jc w:val="both"/>
         <w:rPr>
           <w:rFonts w:ascii="Times New Roman Regular" w:eastAsia="楷体" w:hAnsi="Times New Roman Regular" w:cs="Times New Roman Regular"/>
